--- a/TP2_VersionB_Sarcasme_ArSarcasm-v2.docx
+++ b/TP2_VersionB_Sarcasme_ArSarcasm-v2.docx
@@ -3658,7 +3658,7 @@
           <w:rFonts w:ascii="Calibri" w:hAnsi="Calibri"/>
           <w:sz w:val="20"/>
         </w:rPr>
-        <w:t>Filière / groupe : Master IASD / Ingénierie IA     Date : 18/10/2024     Lien du dépôt : https://github.com/Mouad-Karma/arabic-sarcasm-detection</w:t>
+        <w:t>Filière / groupe : Master IASD / Ingénierie IA     Date : 18/10/2024     Lien du dépôt : https://github.com/Mouad-Karma/arabic-sarcasm-detection-lab</w:t>
       </w:r>
     </w:p>
     <w:p>
